--- a/Publisher_Ready_Curriculum/02_Chemistry_East_Meadow_Refactor/04_Gas_Laws/02_Kinetic_Molecular_Theory/Answer_Key.docx
+++ b/Publisher_Ready_Curriculum/02_Chemistry_East_Meadow_Refactor/04_Gas_Laws/02_Kinetic_Molecular_Theory/Answer_Key.docx
@@ -752,7 +752,7 @@
         <w:pStyle w:val="FirstParagraph"/>
       </w:pPr>
       <w:r>
-        <w:t xml:space="preserve">If a student’s Initial Model still shows gas particles packed tightly together (the solid-arrangement misconception) or describes pressure as a fixed property rather than the result of collisions, schedule a brief one-on-one before Lesson 03 (Boyle’s Law), which assumes the collision model is secure.</w:t>
+        <w:t xml:space="preserve">If a student’s Initial Model still shows gas particles packed tightly together (the solid-arrangement misconception) or describes pressure as a fixed property rather than the result of collisions, schedule a brief one-on-one before Lesson 03 (Pressure–Volume Relationship), which assumes the collision model is secure.</w:t>
       </w:r>
     </w:p>
     <w:bookmarkEnd w:id="12"/>
